--- a/Tailored_CVs/Shinoy_PGGM_Software_Tester.docx
+++ b/Tailored_CVs/Shinoy_PGGM_Software_Tester.docx
@@ -70,7 +70,7 @@
           <w:b w:val="0"/>
           <w:sz w:val="19"/>
         </w:rPr>
-        <w:t>QA Automation Engineer with over eight years of experience testing complex financial and banking workflows. I bring strong skills in test case design, requirement analysis, and collaborating with cross-functional teams to ensure functional accuracy. I am currently based in the Netherlands with a valid EU residence permit and am ready to start immediately.</w:t>
+        <w:t>I am a QA automation engineer with over eight years of experience building scalable test frameworks using Java and Playwright. My background includes close collaboration with product owners and cross-functional teams to translate requirements into clear testing strategies. I focus on backend validation and structured release management within agile environments.</w:t>
       </w:r>
     </w:p>
     <w:p>
@@ -288,7 +288,7 @@
           <w:b w:val="0"/>
           <w:sz w:val="18"/>
         </w:rPr>
-        <w:t>▸ Prepared and executed test scenarios in partnership with subject matter experts to validate user requirements and new functionalities.</w:t>
+        <w:t>▸ Prepared and executed test scenarios in close coordination with users and subject matter experts to verify functional correctness.</w:t>
       </w:r>
     </w:p>
     <w:p>
@@ -301,7 +301,7 @@
           <w:b w:val="0"/>
           <w:sz w:val="18"/>
         </w:rPr>
-        <w:t>▸ Performed functional and exploratory testing on deployment builds to ensure system correctness and high release stability.</w:t>
+        <w:t>▸ Migrated legacy test frameworks to Playwright TypeScript, improving execution efficiency across complex workflows.</w:t>
       </w:r>
     </w:p>
     <w:p>
@@ -314,7 +314,7 @@
           <w:b w:val="0"/>
           <w:sz w:val="18"/>
         </w:rPr>
-        <w:t>▸ Managed defect tracking and maintained test documentation to keep business requirements aligned with delivery.</w:t>
+        <w:t>▸ Executed Oracle SQL queries to validate backend datasets and ensure data integrity across critical financial operations.</w:t>
       </w:r>
     </w:p>
     <w:p>
@@ -327,7 +327,7 @@
           <w:b w:val="0"/>
           <w:sz w:val="18"/>
         </w:rPr>
-        <w:t>▸ Ensured test standards were met across releases while collaborating closely with Scrum teams in an Agile environment.</w:t>
+        <w:t>▸ Maintained agile testing standards and defect tracking workflows using JIRA to support twoweek sprint releases.</w:t>
       </w:r>
     </w:p>
     <w:p>
